--- a/docs/tables/whole/sec4_anemia_2.docx
+++ b/docs/tables/whole/sec4_anemia_2.docx
@@ -785,7 +785,7 @@
                 <w:szCs w:val="22"/>
                 <w:color w:val="000000"/>
               </w:rPr>
-              <w:t xml:space="preserve">egfr_ratio_per10</w:t>
+              <w:t xml:space="preserve">egfr_diff_pct_per10</w:t>
             </w:r>
           </w:p>
         </w:tc>
